--- a/prestacao-de-contas/Prestacao_de_Contas_Mensal.docx
+++ b/prestacao-de-contas/Prestacao_de_Contas_Mensal.docx
@@ -190,7 +190,7 @@
           <w:color w:val="595959"/>
           <w:sz w:val="18"/>
         </w:rPr>
-        <w:t>_______________</w:t>
+        <w:t>____________</w:t>
       </w:r>
       <w:r>
         <w:rPr>
@@ -208,7 +208,7 @@
           <w:i w:val="0"/>
           <w:sz w:val="18"/>
         </w:rPr>
-        <w:t xml:space="preserve">Saldo bancário em ____/____: </w:t>
+        <w:t xml:space="preserve">Saldo bancário em ____/____ (R$): </w:t>
       </w:r>
       <w:r>
         <w:rPr>
@@ -218,7 +218,7 @@
           <w:color w:val="595959"/>
           <w:sz w:val="18"/>
         </w:rPr>
-        <w:t>________</w:t>
+        <w:t>______</w:t>
       </w:r>
     </w:p>
     <w:p>
@@ -1358,7 +1358,7 @@
                 <w:i w:val="0"/>
                 <w:sz w:val="16"/>
               </w:rPr>
-              <w:t>Parcerias com o poder público (termo de fomento / colaboração)</w:t>
+              <w:t>Parcerias públicas (termo de fomento / colaboração)</w:t>
             </w:r>
           </w:p>
         </w:tc>
@@ -3874,7 +3874,7 @@
                       <w:i w:val="0"/>
                       <w:sz w:val="17"/>
                     </w:rPr>
-                    <w:t>(=) SALDO CONCILIADO (deve igualar o saldo final)</w:t>
+                    <w:t>(=) SALDO CONCILIADO (= saldo final)</w:t>
                   </w:r>
                 </w:p>
               </w:tc>
